--- a/git command.docx
+++ b/git command.docx
@@ -10,7 +10,15 @@
       </w:pPr>
     </w:p>
     <w:p>
-      <w:r>
+      <w:pPr>
+        <w:rPr>
+          <w:lang w:val="en-IN"/>
+        </w:rPr>
+      </w:pPr>
+      <w:r>
+        <w:rPr>
+          <w:noProof/>
+        </w:rPr>
         <w:drawing>
           <wp:inline distT="0" distB="0" distL="0" distR="0" wp14:anchorId="00C5407B" wp14:editId="230D9B06">
             <wp:extent cx="5731510" cy="1211580"/>
@@ -48,6 +56,60 @@
         </w:drawing>
       </w:r>
     </w:p>
+    <w:p>
+      <w:pPr>
+        <w:rPr>
+          <w:lang w:val="en-IN"/>
+        </w:rPr>
+      </w:pPr>
+    </w:p>
+    <w:p>
+      <w:pPr>
+        <w:rPr>
+          <w:lang w:val="en-IN"/>
+        </w:rPr>
+      </w:pPr>
+      <w:r>
+        <w:rPr>
+          <w:lang w:val="en-IN"/>
+        </w:rPr>
+        <w:drawing>
+          <wp:inline distT="0" distB="0" distL="0" distR="0" wp14:anchorId="0DECA15F" wp14:editId="7A548F5F">
+            <wp:extent cx="5731510" cy="1779270"/>
+            <wp:effectExtent l="0" t="0" r="2540" b="0"/>
+            <wp:docPr id="1755173449" name="Picture 1"/>
+            <wp:cNvGraphicFramePr>
+              <a:graphicFrameLocks xmlns:a="http://schemas.openxmlformats.org/drawingml/2006/main" noChangeAspect="1"/>
+            </wp:cNvGraphicFramePr>
+            <a:graphic xmlns:a="http://schemas.openxmlformats.org/drawingml/2006/main">
+              <a:graphicData uri="http://schemas.openxmlformats.org/drawingml/2006/picture">
+                <pic:pic xmlns:pic="http://schemas.openxmlformats.org/drawingml/2006/picture">
+                  <pic:nvPicPr>
+                    <pic:cNvPr id="1755173449" name=""/>
+                    <pic:cNvPicPr/>
+                  </pic:nvPicPr>
+                  <pic:blipFill>
+                    <a:blip r:embed="rId7"/>
+                    <a:stretch>
+                      <a:fillRect/>
+                    </a:stretch>
+                  </pic:blipFill>
+                  <pic:spPr>
+                    <a:xfrm>
+                      <a:off x="0" y="0"/>
+                      <a:ext cx="5731510" cy="1779270"/>
+                    </a:xfrm>
+                    <a:prstGeom prst="rect">
+                      <a:avLst/>
+                    </a:prstGeom>
+                  </pic:spPr>
+                </pic:pic>
+              </a:graphicData>
+            </a:graphic>
+          </wp:inline>
+        </w:drawing>
+      </w:r>
+    </w:p>
     <w:p/>
     <w:p>
       <w:pPr>
@@ -64,6 +126,7 @@
       </w:pPr>
       <w:r>
         <w:rPr>
+          <w:noProof/>
           <w:lang w:val="en-US"/>
         </w:rPr>
         <w:drawing>
@@ -82,7 +145,7 @@
                     <pic:cNvPicPr/>
                   </pic:nvPicPr>
                   <pic:blipFill>
-                    <a:blip r:embed="rId7"/>
+                    <a:blip r:embed="rId8"/>
                     <a:stretch>
                       <a:fillRect/>
                     </a:stretch>
@@ -118,8 +181,10 @@
       </w:pPr>
       <w:r>
         <w:rPr>
-          <w:lang w:val="en-US"/>
-        </w:rPr>
+          <w:noProof/>
+          <w:lang w:val="en-US"/>
+        </w:rPr>
+        <w:lastRenderedPageBreak/>
         <w:drawing>
           <wp:inline distT="0" distB="0" distL="0" distR="0" wp14:anchorId="7CFF4F4F" wp14:editId="6AA57A2C">
             <wp:extent cx="5731510" cy="1143635"/>
@@ -136,7 +201,7 @@
                     <pic:cNvPicPr/>
                   </pic:nvPicPr>
                   <pic:blipFill>
-                    <a:blip r:embed="rId8"/>
+                    <a:blip r:embed="rId9"/>
                     <a:stretch>
                       <a:fillRect/>
                     </a:stretch>
@@ -179,9 +244,9 @@
       </w:pPr>
       <w:r>
         <w:rPr>
-          <w:lang w:val="en-US"/>
-        </w:rPr>
-        <w:lastRenderedPageBreak/>
+          <w:noProof/>
+          <w:lang w:val="en-US"/>
+        </w:rPr>
         <w:drawing>
           <wp:inline distT="0" distB="0" distL="0" distR="0" wp14:anchorId="71A1A7E5" wp14:editId="29267EFF">
             <wp:extent cx="5731510" cy="3589655"/>
@@ -198,7 +263,7 @@
                     <pic:cNvPicPr/>
                   </pic:nvPicPr>
                   <pic:blipFill>
-                    <a:blip r:embed="rId9"/>
+                    <a:blip r:embed="rId10"/>
                     <a:stretch>
                       <a:fillRect/>
                     </a:stretch>
@@ -300,6 +365,7 @@
       </w:pPr>
       <w:r>
         <w:rPr>
+          <w:noProof/>
           <w:lang w:val="en-US"/>
         </w:rPr>
         <w:drawing>
@@ -318,7 +384,7 @@
                     <pic:cNvPicPr/>
                   </pic:nvPicPr>
                   <pic:blipFill>
-                    <a:blip r:embed="rId10"/>
+                    <a:blip r:embed="rId11"/>
                     <a:stretch>
                       <a:fillRect/>
                     </a:stretch>
@@ -383,6 +449,7 @@
           <w:szCs w:val="32"/>
           <w:lang w:val="en-US"/>
         </w:rPr>
+        <w:lastRenderedPageBreak/>
         <w:t>cd D:\sentimentEdge\hf-sentimentedge</w:t>
       </w:r>
     </w:p>
@@ -439,11 +506,11 @@
       </w:pPr>
       <w:r>
         <w:rPr>
-          <w:sz w:val="32"/>
-          <w:szCs w:val="32"/>
-          <w:lang w:val="en-US"/>
-        </w:rPr>
-        <w:lastRenderedPageBreak/>
+          <w:noProof/>
+          <w:sz w:val="32"/>
+          <w:szCs w:val="32"/>
+          <w:lang w:val="en-US"/>
+        </w:rPr>
         <w:drawing>
           <wp:inline distT="0" distB="0" distL="0" distR="0" wp14:anchorId="6089DFCD" wp14:editId="64AAA650">
             <wp:extent cx="5731510" cy="1588770"/>
@@ -460,7 +527,7 @@
                     <pic:cNvPicPr/>
                   </pic:nvPicPr>
                   <pic:blipFill>
-                    <a:blip r:embed="rId11"/>
+                    <a:blip r:embed="rId12"/>
                     <a:stretch>
                       <a:fillRect/>
                     </a:stretch>
@@ -500,6 +567,7 @@
       </w:pPr>
       <w:r>
         <w:rPr>
+          <w:noProof/>
           <w:sz w:val="32"/>
           <w:szCs w:val="32"/>
           <w:lang w:val="en-US"/>
@@ -520,7 +588,7 @@
                     <pic:cNvPicPr/>
                   </pic:nvPicPr>
                   <pic:blipFill>
-                    <a:blip r:embed="rId12"/>
+                    <a:blip r:embed="rId13"/>
                     <a:stretch>
                       <a:fillRect/>
                     </a:stretch>
@@ -542,7 +610,7 @@
       </w:r>
     </w:p>
     <w:sectPr>
-      <w:headerReference w:type="default" r:id="rId13"/>
+      <w:headerReference w:type="default" r:id="rId14"/>
       <w:pgSz w:w="11906" w:h="16838"/>
       <w:pgMar w:top="1440" w:right="1440" w:bottom="1440" w:left="1440" w:header="708" w:footer="708" w:gutter="0"/>
       <w:cols w:space="708"/>
